--- a/AaronHaze_TDD_2.docx
+++ b/AaronHaze_TDD_2.docx
@@ -16,7 +16,10 @@
     </w:p>
     <w:p>
       <w:r>
-        <w:t>May 24, 2026</w:t>
+        <w:t>June 14</w:t>
+      </w:r>
+      <w:r>
+        <w:t>, 2026</w:t>
       </w:r>
     </w:p>
     <w:p>
@@ -299,39 +302,7 @@
           <w:b/>
           <w:bCs/>
         </w:rPr>
-        <w:t xml:space="preserve">2. Function Name: </w:t>
-      </w:r>
-      <w:proofErr w:type="spellStart"/>
-      <w:r>
-        <w:rPr>
-          <w:b/>
-          <w:bCs/>
-        </w:rPr>
-        <w:t>analyze_</w:t>
-      </w:r>
-      <w:proofErr w:type="gramStart"/>
-      <w:r>
-        <w:rPr>
-          <w:b/>
-          <w:bCs/>
-        </w:rPr>
-        <w:t>message</w:t>
-      </w:r>
-      <w:proofErr w:type="spellEnd"/>
-      <w:r>
-        <w:rPr>
-          <w:b/>
-          <w:bCs/>
-        </w:rPr>
-        <w:t>(</w:t>
-      </w:r>
-      <w:proofErr w:type="gramEnd"/>
-      <w:r>
-        <w:rPr>
-          <w:b/>
-          <w:bCs/>
-        </w:rPr>
-        <w:t>message, keywords)</w:t>
+        <w:t>2. Function Name: analyze_message(message, keywords)</w:t>
       </w:r>
     </w:p>
     <w:p>
@@ -461,13 +432,8 @@
           <w:numId w:val="22"/>
         </w:numPr>
       </w:pPr>
-      <w:proofErr w:type="spellStart"/>
-      <w:r>
-        <w:t>kw_clean</w:t>
-      </w:r>
-      <w:proofErr w:type="spellEnd"/>
-      <w:r>
-        <w:t xml:space="preserve"> — normalized keyword.</w:t>
+      <w:r>
+        <w:t>kw_clean — normalized keyword.</w:t>
       </w:r>
     </w:p>
     <w:p>
@@ -519,15 +485,7 @@
         </w:numPr>
       </w:pPr>
       <w:r>
-        <w:t xml:space="preserve">Normalize the message using </w:t>
-      </w:r>
-      <w:proofErr w:type="gramStart"/>
-      <w:r>
-        <w:t>normalize(</w:t>
-      </w:r>
-      <w:proofErr w:type="gramEnd"/>
-      <w:r>
-        <w:t>).</w:t>
+        <w:t>Normalize the message using normalize().</w:t>
       </w:r>
     </w:p>
     <w:p>
@@ -582,17 +540,7 @@
         </w:numPr>
       </w:pPr>
       <w:r>
-        <w:t xml:space="preserve">Count matches using </w:t>
-      </w:r>
-      <w:proofErr w:type="spellStart"/>
-      <w:proofErr w:type="gramStart"/>
-      <w:r>
-        <w:t>re.findall</w:t>
-      </w:r>
-      <w:proofErr w:type="spellEnd"/>
-      <w:proofErr w:type="gramEnd"/>
-      <w:r>
-        <w:t>().</w:t>
+        <w:t>Count matches using re.findall().</w:t>
       </w:r>
     </w:p>
     <w:p>
@@ -603,15 +551,7 @@
         </w:numPr>
       </w:pPr>
       <w:r>
-        <w:t xml:space="preserve">If matches exist, add </w:t>
-      </w:r>
-      <w:proofErr w:type="gramStart"/>
-      <w:r>
-        <w:t>to</w:t>
-      </w:r>
-      <w:proofErr w:type="gramEnd"/>
-      <w:r>
-        <w:t xml:space="preserve"> score and record the keyword.</w:t>
+        <w:t>If matches exist, add to score and record the keyword.</w:t>
       </w:r>
     </w:p>
     <w:p>
@@ -649,15 +589,7 @@
         </w:numPr>
       </w:pPr>
       <w:r>
-        <w:t xml:space="preserve">A tuple: (score, </w:t>
-      </w:r>
-      <w:proofErr w:type="spellStart"/>
-      <w:r>
-        <w:t>triggered_keywords_list</w:t>
-      </w:r>
-      <w:proofErr w:type="spellEnd"/>
-      <w:r>
-        <w:t>)</w:t>
+        <w:t>A tuple: (score, triggered_keywords_list)</w:t>
       </w:r>
     </w:p>
     <w:p>
@@ -672,23 +604,7 @@
           <w:b/>
           <w:bCs/>
         </w:rPr>
-        <w:t xml:space="preserve">3. Function Name: </w:t>
-      </w:r>
-      <w:proofErr w:type="spellStart"/>
-      <w:r>
-        <w:rPr>
-          <w:b/>
-          <w:bCs/>
-        </w:rPr>
-        <w:t>classify_score</w:t>
-      </w:r>
-      <w:proofErr w:type="spellEnd"/>
-      <w:r>
-        <w:rPr>
-          <w:b/>
-          <w:bCs/>
-        </w:rPr>
-        <w:t>(score)</w:t>
+        <w:t>3. Function Name: classify_score(score)</w:t>
       </w:r>
     </w:p>
     <w:p>
@@ -854,15 +770,7 @@
         </w:numPr>
       </w:pPr>
       <w:r>
-        <w:t xml:space="preserve">A string describing </w:t>
-      </w:r>
-      <w:proofErr w:type="gramStart"/>
-      <w:r>
-        <w:t>the spam</w:t>
-      </w:r>
-      <w:proofErr w:type="gramEnd"/>
-      <w:r>
-        <w:t xml:space="preserve"> likelihood.</w:t>
+        <w:t>A string describing the spam likelihood.</w:t>
       </w:r>
     </w:p>
     <w:p>
@@ -877,23 +785,7 @@
           <w:b/>
           <w:bCs/>
         </w:rPr>
-        <w:t xml:space="preserve">4. Function Name: </w:t>
-      </w:r>
-      <w:proofErr w:type="gramStart"/>
-      <w:r>
-        <w:rPr>
-          <w:b/>
-          <w:bCs/>
-        </w:rPr>
-        <w:t>main(</w:t>
-      </w:r>
-      <w:proofErr w:type="gramEnd"/>
-      <w:r>
-        <w:rPr>
-          <w:b/>
-          <w:bCs/>
-        </w:rPr>
-        <w:t>)</w:t>
+        <w:t>4. Function Name: main()</w:t>
       </w:r>
     </w:p>
     <w:p>
@@ -1041,31 +933,7 @@
         </w:numPr>
       </w:pPr>
       <w:r>
-        <w:t xml:space="preserve">Call </w:t>
-      </w:r>
-      <w:proofErr w:type="spellStart"/>
-      <w:r>
-        <w:t>analyze_</w:t>
-      </w:r>
-      <w:proofErr w:type="gramStart"/>
-      <w:r>
-        <w:t>message</w:t>
-      </w:r>
-      <w:proofErr w:type="spellEnd"/>
-      <w:r>
-        <w:t>(</w:t>
-      </w:r>
-      <w:proofErr w:type="gramEnd"/>
-      <w:r>
-        <w:t xml:space="preserve">) to get score and </w:t>
-      </w:r>
-      <w:proofErr w:type="gramStart"/>
-      <w:r>
-        <w:t>triggered</w:t>
-      </w:r>
-      <w:proofErr w:type="gramEnd"/>
-      <w:r>
-        <w:t xml:space="preserve"> keywords.</w:t>
+        <w:t>Call analyze_message() to get score and triggered keywords.</w:t>
       </w:r>
     </w:p>
     <w:p>
@@ -1076,31 +944,7 @@
         </w:numPr>
       </w:pPr>
       <w:r>
-        <w:t xml:space="preserve">Call </w:t>
-      </w:r>
-      <w:proofErr w:type="spellStart"/>
-      <w:r>
-        <w:t>classify_</w:t>
-      </w:r>
-      <w:proofErr w:type="gramStart"/>
-      <w:r>
-        <w:t>score</w:t>
-      </w:r>
-      <w:proofErr w:type="spellEnd"/>
-      <w:r>
-        <w:t>(</w:t>
-      </w:r>
-      <w:proofErr w:type="gramEnd"/>
-      <w:r>
-        <w:t xml:space="preserve">) to get </w:t>
-      </w:r>
-      <w:proofErr w:type="gramStart"/>
-      <w:r>
-        <w:t>the spam</w:t>
-      </w:r>
-      <w:proofErr w:type="gramEnd"/>
-      <w:r>
-        <w:t xml:space="preserve"> likelihood.</w:t>
+        <w:t>Call classify_score() to get the spam likelihood.</w:t>
       </w:r>
     </w:p>
     <w:p>
